--- a/atelier/atelier_062.docx
+++ b/atelier/atelier_062.docx
@@ -445,7 +445,7 @@
           </w:tcPr>
           <w:p>
             <w:r>
-              <w:t xml:space="preserve">Pipelines stabilisés et monitorés (#57 à #61)</w:t>
+              <w:t xml:space="preserve">Pipelines stabilisés et monitorés</w:t>
             </w:r>
           </w:p>
         </w:tc>
@@ -576,7 +576,7 @@
         </w:numPr>
       </w:pPr>
       <w:r>
-        <w:t xml:space="preserve">Vérifier que la correction tient : un échec intermittent étant rare, on ne peut pas confirmer la correction en relançant une fois. On surveille la métrique sur la durée (via le monitoring #61) pour s'assurer que l'échec ne revient plus.</w:t>
+        <w:t xml:space="preserve">Vérifier que la correction tient : un échec intermittent étant rare, on ne peut pas confirmer la correction en relançant une fois. On surveille la métrique sur la durée (via le monitoring) pour s'assurer que l'échec ne revient plus.</w:t>
       </w:r>
     </w:p>
     <w:p>
@@ -731,7 +731,7 @@
         </w:numPr>
       </w:pPr>
       <w:r>
-        <w:t xml:space="preserve">(5 min) Débrief + suivi — on acte que la confirmation passera par le monitoring (#61) sur la durée, l'échec étant trop rare pour se vérifier d'un coup.</w:t>
+        <w:t xml:space="preserve">(5 min) Débrief + suivi — on acte que la confirmation passera par le monitoring sur la durée, l'échec étant trop rare pour se vérifier d'un coup.</w:t>
       </w:r>
     </w:p>
     <w:p>
